--- a/templates/residue.docx
+++ b/templates/residue.docx
@@ -117,17 +117,7 @@
                 <w:sz w:val="24"/>
                 <w:szCs w:val="24"/>
               </w:rPr>
-              <w:t xml:space="preserve">№ </w:t>
-            </w:r>
-            <w:proofErr w:type="gramStart"/>
-            <w:r>
-              <w:rPr>
-                <w:rFonts w:ascii="Times New Roman" w:hAnsi="Times New Roman" w:cs="Times New Roman"/>
-                <w:b/>
-                <w:sz w:val="24"/>
-                <w:szCs w:val="24"/>
-              </w:rPr>
-              <w:t xml:space="preserve">{{ </w:t>
+              <w:t xml:space="preserve">№ {{ </w:t>
             </w:r>
             <w:r>
               <w:rPr>
@@ -139,7 +129,6 @@
               </w:rPr>
               <w:t>certificate</w:t>
             </w:r>
-            <w:proofErr w:type="gramEnd"/>
             <w:r>
               <w:rPr>
                 <w:rFonts w:ascii="Times New Roman" w:hAnsi="Times New Roman" w:cs="Times New Roman"/>
@@ -211,7 +200,6 @@
                 <w:b/>
               </w:rPr>
             </w:pPr>
-            <w:proofErr w:type="gramStart"/>
             <w:r>
               <w:rPr>
                 <w:rFonts w:ascii="Times New Roman" w:hAnsi="Times New Roman" w:cs="Times New Roman"/>
@@ -227,7 +215,6 @@
               </w:rPr>
               <w:t>student</w:t>
             </w:r>
-            <w:proofErr w:type="gramEnd"/>
             <w:r>
               <w:rPr>
                 <w:rFonts w:ascii="Times New Roman" w:hAnsi="Times New Roman" w:cs="Times New Roman"/>
@@ -298,7 +285,6 @@
               </w:rPr>
               <w:t xml:space="preserve"> </w:t>
             </w:r>
-            <w:proofErr w:type="gramStart"/>
             <w:r>
               <w:rPr>
                 <w:rFonts w:ascii="Times New Roman" w:hAnsi="Times New Roman" w:cs="Times New Roman"/>
@@ -316,7 +302,6 @@
               </w:rPr>
               <w:t>beginning</w:t>
             </w:r>
-            <w:proofErr w:type="gramEnd"/>
             <w:r>
               <w:rPr>
                 <w:rFonts w:ascii="Times New Roman" w:hAnsi="Times New Roman" w:cs="Times New Roman"/>
@@ -429,15 +414,8 @@
               <w:rPr>
                 <w:rFonts w:ascii="Times New Roman" w:hAnsi="Times New Roman" w:cs="Times New Roman"/>
               </w:rPr>
-              <w:t>дополнительной профессиональной программе</w:t>
-            </w:r>
-            <w:r>
-              <w:rPr>
-                <w:rFonts w:ascii="Times New Roman" w:hAnsi="Times New Roman" w:cs="Times New Roman"/>
-              </w:rPr>
-              <w:t xml:space="preserve"> </w:t>
-            </w:r>
-            <w:proofErr w:type="gramStart"/>
+              <w:t xml:space="preserve">дополнительной профессиональной программе </w:t>
+            </w:r>
             <w:r>
               <w:rPr>
                 <w:rFonts w:ascii="Times New Roman" w:hAnsi="Times New Roman" w:cs="Times New Roman"/>
@@ -449,14 +427,7 @@
               <w:rPr>
                 <w:rFonts w:ascii="Times New Roman" w:hAnsi="Times New Roman" w:cs="Times New Roman"/>
               </w:rPr>
-              <w:t>student</w:t>
-            </w:r>
-            <w:proofErr w:type="gramEnd"/>
-            <w:r>
-              <w:rPr>
-                <w:rFonts w:ascii="Times New Roman" w:hAnsi="Times New Roman" w:cs="Times New Roman"/>
-              </w:rPr>
-              <w:t>_profession</w:t>
+              <w:t>student_profession</w:t>
             </w:r>
             <w:proofErr w:type="spellEnd"/>
             <w:r>
@@ -486,7 +457,6 @@
               </w:rPr>
               <w:t xml:space="preserve">- </w:t>
             </w:r>
-            <w:proofErr w:type="gramStart"/>
             <w:r>
               <w:rPr>
                 <w:rFonts w:ascii="Times New Roman" w:hAnsi="Times New Roman" w:cs="Times New Roman"/>
@@ -500,7 +470,6 @@
               </w:rPr>
               <w:t>hours</w:t>
             </w:r>
-            <w:proofErr w:type="gramEnd"/>
             <w:r>
               <w:rPr>
                 <w:rFonts w:ascii="Times New Roman" w:hAnsi="Times New Roman" w:cs="Times New Roman"/>
@@ -521,7 +490,6 @@
               </w:rPr>
               <w:t xml:space="preserve">Протокол аттестационной комиссии от </w:t>
             </w:r>
-            <w:proofErr w:type="gramStart"/>
             <w:r>
               <w:rPr>
                 <w:rStyle w:val="1"/>
@@ -539,7 +507,6 @@
               </w:rPr>
               <w:t>end</w:t>
             </w:r>
-            <w:proofErr w:type="gramEnd"/>
             <w:r>
               <w:rPr>
                 <w:rStyle w:val="1"/>
@@ -684,7 +651,6 @@
             <w:r>
               <w:rPr>
                 <w:rFonts w:ascii="Times New Roman" w:hAnsi="Times New Roman" w:cs="Times New Roman"/>
-                <w:lang w:val="en-US"/>
               </w:rPr>
               <w:t xml:space="preserve"> </w:t>
             </w:r>
@@ -754,7 +720,6 @@
               </w:rPr>
               <w:t xml:space="preserve"> </w:t>
             </w:r>
-            <w:proofErr w:type="gramStart"/>
             <w:r>
               <w:rPr>
                 <w:rFonts w:ascii="Times New Roman" w:hAnsi="Times New Roman" w:cs="Times New Roman"/>
@@ -772,7 +737,6 @@
               </w:rPr>
               <w:t>end</w:t>
             </w:r>
-            <w:proofErr w:type="gramEnd"/>
             <w:r>
               <w:rPr>
                 <w:rFonts w:ascii="Times New Roman" w:hAnsi="Times New Roman" w:cs="Times New Roman"/>
@@ -831,16 +795,7 @@
                 <w:szCs w:val="20"/>
               </w:rPr>
               <w:br/>
-              <w:t>профессиональной подготовки</w:t>
-            </w:r>
-            <w:r>
-              <w:rPr>
-                <w:rFonts w:ascii="Times New Roman" w:hAnsi="Times New Roman" w:cs="Times New Roman"/>
-                <w:b/>
-                <w:sz w:val="20"/>
-                <w:szCs w:val="20"/>
-              </w:rPr>
-              <w:t>:</w:t>
+              <w:t>профессиональной подготовки:</w:t>
             </w:r>
           </w:p>
           <w:tbl>
@@ -2417,12 +2372,12 @@
     <w:tbl>
       <w:tblPr>
         <w:tblStyle w:val="TableGrid"/>
-        <w:tblW w:w="0" w:type="auto"/>
+        <w:tblW w:w="11318" w:type="dxa"/>
         <w:tblInd w:w="5" w:type="dxa"/>
         <w:tblLook w:val="04A0" w:firstRow="1" w:lastRow="0" w:firstColumn="1" w:lastColumn="0" w:noHBand="0" w:noVBand="1"/>
       </w:tblPr>
       <w:tblGrid>
-        <w:gridCol w:w="11323"/>
+        <w:gridCol w:w="11318"/>
       </w:tblGrid>
       <w:tr>
         <w:trPr>
@@ -2430,7 +2385,7 @@
         </w:trPr>
         <w:tc>
           <w:tcPr>
-            <w:tcW w:w="11328" w:type="dxa"/>
+            <w:tcW w:w="0" w:type="auto"/>
             <w:tcBorders>
               <w:top w:val="single" w:sz="4" w:space="0" w:color="auto"/>
               <w:left w:val="single" w:sz="4" w:space="0" w:color="auto"/>
